--- a/Labs/Lab01/screenshots/Lab1_Solution.docx
+++ b/Labs/Lab01/screenshots/Lab1_Solution.docx
@@ -162,7 +162,6 @@
     <w:p>
       <w:pPr>
         <w:pStyle w:val="NormalWeb"/>
-        <w:ind w:left="720"/>
       </w:pPr>
       <w:r>
         <w:rPr>
@@ -232,7 +231,6 @@
     <w:p>
       <w:pPr>
         <w:pStyle w:val="NormalWeb"/>
-        <w:ind w:left="720"/>
       </w:pPr>
       <w:r>
         <w:rPr>
@@ -319,7 +317,6 @@
     <w:p>
       <w:pPr>
         <w:pStyle w:val="NormalWeb"/>
-        <w:ind w:left="720"/>
       </w:pPr>
       <w:r>
         <w:rPr>
@@ -2065,6 +2062,46 @@
       </w:r>
       <w:r>
         <w:t xml:space="preserve"> — Shows the completed Lab1_Solution.pdf.</w:t>
+      </w:r>
+    </w:p>
+    <w:p>
+      <w:r>
+        <w:lastRenderedPageBreak/>
+        <w:drawing>
+          <wp:inline distT="0" distB="0" distL="0" distR="0" wp14:anchorId="41238D77" wp14:editId="00A8AA28">
+            <wp:extent cx="5943600" cy="2833370"/>
+            <wp:effectExtent l="0" t="0" r="0" b="5080"/>
+            <wp:docPr id="406588206" name="Picture 1"/>
+            <wp:cNvGraphicFramePr>
+              <a:graphicFrameLocks xmlns:a="http://schemas.openxmlformats.org/drawingml/2006/main" noChangeAspect="1"/>
+            </wp:cNvGraphicFramePr>
+            <a:graphic xmlns:a="http://schemas.openxmlformats.org/drawingml/2006/main">
+              <a:graphicData uri="http://schemas.openxmlformats.org/drawingml/2006/picture">
+                <pic:pic xmlns:pic="http://schemas.openxmlformats.org/drawingml/2006/picture">
+                  <pic:nvPicPr>
+                    <pic:cNvPr id="406588206" name=""/>
+                    <pic:cNvPicPr/>
+                  </pic:nvPicPr>
+                  <pic:blipFill>
+                    <a:blip r:embed="rId29"/>
+                    <a:stretch>
+                      <a:fillRect/>
+                    </a:stretch>
+                  </pic:blipFill>
+                  <pic:spPr>
+                    <a:xfrm>
+                      <a:off x="0" y="0"/>
+                      <a:ext cx="5943600" cy="2833370"/>
+                    </a:xfrm>
+                    <a:prstGeom prst="rect">
+                      <a:avLst/>
+                    </a:prstGeom>
+                  </pic:spPr>
+                </pic:pic>
+              </a:graphicData>
+            </a:graphic>
+          </wp:inline>
+        </w:drawing>
       </w:r>
     </w:p>
     <w:p/>
